--- a/docs/project_report.docx
+++ b/docs/project_report.docx
@@ -1449,7 +1449,7 @@
           <w:i w:val="0"/>
           <w:sz w:val="24"/>
         </w:rPr>
-        <w:t>The system is a hybrid ensemble of three pretrained convolutional neural network backbones, MobileNetV2, EfficientNetB0 and DenseNet121, each fine-tuned on the Blood Cells Cancer (ALL) dataset (3,242 images, four classes) with a two-phase transfer-learning schedule. Their softmax outputs are combined in two ways, weighted soft voting and a stacked logistic-regression meta-classifier. On a held-out test split the weighted voting ensemble reached 96.50% accuracy and a 0.9648 macro-F1.</w:t>
+        <w:t>The system is a hybrid ensemble of three pretrained convolutional neural network backbones, MobileNetV2, EfficientNetB0 and DenseNet121, each fine-tuned on the Blood Cells Cancer (ALL) dataset (3,242 images, four classes) with a two-phase transfer-learning schedule. Their softmax outputs are combined in two ways, weighted soft voting and a stacked logistic-regression meta-classifier. On a held-out test split the stacked ensemble reached 98.97% accuracy and a 0.9883 macro-F1.</w:t>
       </w:r>
     </w:p>
     <w:p>
@@ -1463,7 +1463,7 @@
           <w:i w:val="0"/>
           <w:sz w:val="24"/>
         </w:rPr>
-        <w:t>The part we add on top is an uncertainty layer. Monte Carlo (MC) Dropout runs 30 stochastic forward passes per image, and the spread across those passes becomes two numbers, predictive entropy and mutual information, that tell apart predictions the model is sure of from the ones it is not. On the test split this flagged 78% of the misclassified images as uncertain while raising a flag on only 4.3% of the correct ones. Grad-CAM overlays confirm that the network attends to nuclear morphology, the same feature a hematologist examines. The whole pipeline runs as a FastAPI web application that reports an uncertainty flag with every prediction.</w:t>
+        <w:t>The part we add on top is an uncertainty layer. Monte Carlo (MC) Dropout runs 30 stochastic forward passes per image, and the spread across those passes becomes two numbers, predictive entropy and mutual information, that tell apart predictions the model is sure of from the ones it is not. On the test split this flagged 83% of the misclassified images as uncertain while raising a flag on 5.6% of the correct ones. Grad-CAM overlays confirm that the network attends to nuclear morphology, the same feature a hematologist examines. The whole pipeline runs as a FastAPI web application that reports an uncertainty flag with every prediction.</w:t>
       </w:r>
     </w:p>
     <w:p>
@@ -4089,7 +4089,7 @@
         <w:rPr>
           <w:sz w:val="24"/>
         </w:rPr>
-        <w:t>Training: a GPU is recommended (the experiments used a Google Colab T4).</w:t>
+        <w:t>Training: a GPU is recommended; the reported numbers were measured on CPU.</w:t>
       </w:r>
     </w:p>
     <w:p>
@@ -5655,7 +5655,7 @@
           <w:i w:val="0"/>
           <w:sz w:val="24"/>
         </w:rPr>
-        <w:t>We ran the whole pipeline on the Kaggle dataset using a Google Colab T4 GPU. Figure 6.1 shows the training and validation curves for DenseNet121 across the two-phase schedule.</w:t>
+        <w:t>We ran the whole pipeline on the Kaggle dataset; all numbers below were measured on CPU. Figure 6.1 shows the training and validation curves for DenseNet121 across the two-phase schedule.</w:t>
       </w:r>
     </w:p>
     <w:p>
@@ -5991,7 +5991,7 @@
           <w:i w:val="0"/>
           <w:sz w:val="24"/>
         </w:rPr>
-        <w:t>DenseNet121 was the strongest single backbone at 95.68% accuracy. Weighted voting pushed that to 96.50%, a gain of 0.82 percentage points, and both ensembles cleared the 96% accuracy and 0.95 macro-F1 marks. All four classes reached ROC-AUC above 0.99, with a macro average of 0.9964.</w:t>
+        <w:t>DenseNet121 was the strongest single backbone at 98.97% accuracy. The stacked ensemble matched it at 98.97% and voting reached 98.36%, and both ensembles cleared the 96% accuracy and 0.95 macro-F1 marks. All four classes reached ROC-AUC above 0.99, with a macro average of 0.9964.</w:t>
       </w:r>
     </w:p>
     <w:p>
@@ -6454,7 +6454,7 @@
                 <w:b w:val="0"/>
                 <w:sz w:val="21"/>
               </w:rPr>
-              <w:t>0.9568</w:t>
+              <w:t>0.9897</w:t>
             </w:r>
           </w:p>
         </w:tc>
@@ -6472,7 +6472,7 @@
                 <w:b w:val="0"/>
                 <w:sz w:val="21"/>
               </w:rPr>
-              <w:t>0.9573</w:t>
+              <w:t>0.9868</w:t>
             </w:r>
           </w:p>
         </w:tc>
@@ -6490,7 +6490,7 @@
                 <w:b w:val="0"/>
                 <w:sz w:val="21"/>
               </w:rPr>
-              <w:t>0.9565</w:t>
+              <w:t>0.9914</w:t>
             </w:r>
           </w:p>
         </w:tc>
@@ -6508,7 +6508,7 @@
                 <w:b w:val="0"/>
                 <w:sz w:val="21"/>
               </w:rPr>
-              <w:t>0.9567</w:t>
+              <w:t>0.9890</w:t>
             </w:r>
           </w:p>
         </w:tc>
@@ -6526,7 +6526,7 @@
                 <w:b w:val="0"/>
                 <w:sz w:val="21"/>
               </w:rPr>
-              <w:t>0.9422</w:t>
+              <w:t>0.9861</w:t>
             </w:r>
           </w:p>
         </w:tc>
@@ -6544,7 +6544,7 @@
                 <w:b w:val="0"/>
                 <w:sz w:val="21"/>
               </w:rPr>
-              <w:t>0.9951</w:t>
+              <w:t>0.9994</w:t>
             </w:r>
           </w:p>
         </w:tc>
@@ -6582,7 +6582,7 @@
                 <w:b w:val="0"/>
                 <w:sz w:val="21"/>
               </w:rPr>
-              <w:t>0.9650</w:t>
+              <w:t>0.9836</w:t>
             </w:r>
           </w:p>
         </w:tc>
@@ -6600,7 +6600,7 @@
                 <w:b w:val="0"/>
                 <w:sz w:val="21"/>
               </w:rPr>
-              <w:t>0.9657</w:t>
+              <w:t>0.9789</w:t>
             </w:r>
           </w:p>
         </w:tc>
@@ -6618,7 +6618,7 @@
                 <w:b w:val="0"/>
                 <w:sz w:val="21"/>
               </w:rPr>
-              <w:t>0.9644</w:t>
+              <w:t>0.9832</w:t>
             </w:r>
           </w:p>
         </w:tc>
@@ -6636,7 +6636,7 @@
                 <w:b w:val="0"/>
                 <w:sz w:val="21"/>
               </w:rPr>
-              <w:t>0.9648</w:t>
+              <w:t>0.9809</w:t>
             </w:r>
           </w:p>
         </w:tc>
@@ -6654,7 +6654,7 @@
                 <w:b w:val="0"/>
                 <w:sz w:val="21"/>
               </w:rPr>
-              <w:t>0.9533</w:t>
+              <w:t>0.9777</w:t>
             </w:r>
           </w:p>
         </w:tc>
@@ -6672,7 +6672,7 @@
                 <w:b w:val="0"/>
                 <w:sz w:val="21"/>
               </w:rPr>
-              <w:t>0.9964</w:t>
+              <w:t>0.9995</w:t>
             </w:r>
           </w:p>
         </w:tc>
@@ -6833,7 +6833,7 @@
           <w:i w:val="0"/>
           <w:sz w:val="24"/>
         </w:rPr>
-        <w:t>Table 6.2 breaks the MC Dropout results down by whether the prediction was right. Correct images averaged a normalised entropy of 0.08; wrong ones averaged 0.41. That roughly 5× gap is what lets the metric tell the two apart. 78% of the misclassified samples drew a MEDIUM or LOW flag, so routing just those cases to a person would catch most of the errors while sending only 4.3% of all predictions on for review.</w:t>
+        <w:t>Table 6.2 breaks the MC Dropout results down by whether the prediction was right. Correct images averaged a normalised entropy of 0.08; wrong ones averaged 0.41. That roughly 5× gap is what lets the metric tell the two apart. 83% of the misclassified samples drew a MEDIUM or LOW flag, so routing just those cases to a person would catch most of the errors while sending 5.6% of correct predictions on for review.</w:t>
       </w:r>
     </w:p>
     <w:p>
@@ -7000,7 +7000,7 @@
                 <w:b w:val="0"/>
                 <w:sz w:val="21"/>
               </w:rPr>
-              <w:t>~469</w:t>
+              <w:t>481</w:t>
             </w:r>
           </w:p>
         </w:tc>
@@ -7018,7 +7018,7 @@
                 <w:b w:val="0"/>
                 <w:sz w:val="21"/>
               </w:rPr>
-              <w:t>0.08</w:t>
+              <w:t>0.084</w:t>
             </w:r>
           </w:p>
         </w:tc>
@@ -7036,7 +7036,7 @@
                 <w:b w:val="0"/>
                 <w:sz w:val="21"/>
               </w:rPr>
-              <w:t>0.02</w:t>
+              <w:t>0.005</w:t>
             </w:r>
           </w:p>
         </w:tc>
@@ -7054,7 +7054,7 @@
                 <w:b w:val="0"/>
                 <w:sz w:val="21"/>
               </w:rPr>
-              <w:t>4.3%</w:t>
+              <w:t>5.6%</w:t>
             </w:r>
           </w:p>
         </w:tc>
@@ -7092,7 +7092,7 @@
                 <w:b w:val="0"/>
                 <w:sz w:val="21"/>
               </w:rPr>
-              <w:t>~17</w:t>
+              <w:t>6</w:t>
             </w:r>
           </w:p>
         </w:tc>
@@ -7110,7 +7110,7 @@
                 <w:b w:val="0"/>
                 <w:sz w:val="21"/>
               </w:rPr>
-              <w:t>0.41</w:t>
+              <w:t>0.467</w:t>
             </w:r>
           </w:p>
         </w:tc>
@@ -7128,7 +7128,7 @@
                 <w:b w:val="0"/>
                 <w:sz w:val="21"/>
               </w:rPr>
-              <w:t>0.19</w:t>
+              <w:t>0.080</w:t>
             </w:r>
           </w:p>
         </w:tc>
@@ -7146,7 +7146,7 @@
                 <w:b w:val="0"/>
                 <w:sz w:val="21"/>
               </w:rPr>
-              <w:t>78%</w:t>
+              <w:t>83%</w:t>
             </w:r>
           </w:p>
         </w:tc>
@@ -7754,7 +7754,7 @@
                 <w:b/>
                 <w:sz w:val="21"/>
               </w:rPr>
-              <w:t>GPU (T4)</w:t>
+              <w:t>CPU (per image)</w:t>
             </w:r>
           </w:p>
         </w:tc>
@@ -7979,7 +7979,7 @@
           <w:i w:val="0"/>
           <w:sz w:val="24"/>
         </w:rPr>
-        <w:t>We put together a hybrid ensemble for four-class ALL detection from blood smear images. Three pretrained CNN backbones were fine-tuned in two phases and then combined through weighted soft voting and a stacked meta-classifier, and the voting ensemble reached 96.50% accuracy and a 0.9648 macro-F1. The piece we added, MC Dropout uncertainty, pulled confident predictions apart from shaky ones: it flagged 78% of the misclassifications while tripping on just 4.3% of the correct ones. Grad-CAM confirmed that the model keeps its attention on the nuclear features clinicians care about. The whole thing runs as a FastAPI web application that shows an uncertainty flag with each prediction.</w:t>
+        <w:t>We put together a hybrid ensemble for four-class ALL detection from blood smear images. Three pretrained CNN backbones were fine-tuned in two phases and then combined through weighted soft voting and a stacked meta-classifier, and the stacked ensemble reached 98.97% accuracy and a 0.9883 macro-F1. The piece we added, MC Dropout uncertainty, pulled confident predictions apart from shaky ones: it flagged 83% of the misclassifications while tripping on 5.6% of the correct ones (based on 6 test errors — indicative, not precise). Grad-CAM confirmed that the model keeps its attention on the nuclear features clinicians care about. The whole thing runs as a FastAPI web application that shows an uncertainty flag with each prediction.</w:t>
       </w:r>
     </w:p>
     <w:p>

--- a/docs/project_report.docx
+++ b/docs/project_report.docx
@@ -26,7 +26,7 @@
           <w:b/>
           <w:sz w:val="34"/>
         </w:rPr>
-        <w:t>Blood Cancer Identification using Hybrid Ensemble Deep Learning with Monte Carlo Dropout Uncertainty Quantification</w:t>
+        <w:t>Uncertainty-Aware Hybrid CNN Ensemble for Four-Class Acute Lymphoblastic Leukemia Subtyping with MC Dropout</w:t>
       </w:r>
     </w:p>
     <w:p>
@@ -289,7 +289,7 @@
           <w:i w:val="0"/>
           <w:sz w:val="24"/>
         </w:rPr>
-        <w:t>Blood Cancer Identification using Hybrid Ensemble Deep Learning with Monte Carlo Dropout Uncertainty Quantification</w:t>
+        <w:t>Uncertainty-Aware Hybrid CNN Ensemble for Four-Class Acute Lymphoblastic Leukemia Subtyping with MC Dropout</w:t>
       </w:r>
       <w:r>
         <w:rPr>
